--- a/第一章 OPC模式在AI技术转移领域的认知框架.docx
+++ b/第一章 OPC模式在AI技术转移领域的认知框架.docx
@@ -2212,6 +2212,129 @@
           <w:sz w:val="24"/>
         </w:rPr>
       </w:pPr>
+    </w:p>
+    <w:p>
+      <w:r>
+        <w:br w:type="page"/>
+      </w:r>
+    </w:p>
+    <w:p>
+      <w:r>
+        <w:rPr>
+          <w:b/>
+          <w:sz w:val="30"/>
+        </w:rPr>
+        <w:t>1.4 双平台+三生态：OPC科技成果转化的系统认知框架</w:t>
+      </w:r>
+    </w:p>
+    <w:p>
+      <w:r>
+        <w:rPr>
+          <w:b/>
+          <w:sz w:val="22"/>
+        </w:rPr>
+        <w:t>（2026年7月更新）</w:t>
+      </w:r>
+    </w:p>
+    <w:p>
+      <w:r>
+        <w:rPr>
+          <w:sz w:val="22"/>
+        </w:rPr>
+        <w:t>随着OPC模式从个体探索走向系统推进，需要一个更完整的认知框架来理解OPC在科技成果转化中的定位。西交利物浦大学依托"江苏省数据科学与认知计算工程研究中心"和"苏州市具身智能未来教育概念验证中心"两大技术平台，联合百度等头部企业，构建知识产权运营、创新联合体、传播交流三大生态支撑，形成了"双平台+三生态"的苏州路径。这一框架为理解OPC科技成果转化提供了系统性的认知工具。</w:t>
+      </w:r>
+    </w:p>
+    <w:p>
+      <w:r>
+        <w:rPr>
+          <w:b/>
+          <w:sz w:val="26"/>
+        </w:rPr>
+        <w:t>（1）OPC创业的两道坎</w:t>
+      </w:r>
+    </w:p>
+    <w:p>
+      <w:r>
+        <w:rPr>
+          <w:sz w:val="22"/>
+        </w:rPr>
+        <w:t>OPC创业者要真正跑通科技成果转化，普遍面临两道坎：一道是"信任赤字"——个体创业者缺乏机构背书，企业不敢把核心数据交出来；一道是"能力鸿沟"——一个人扛不住从研发、验证到落地的全链条。这两道坎构成了OPC从"个体"走向"市场主体"的核心障碍。</w:t>
+      </w:r>
+    </w:p>
+    <w:p>
+      <w:r>
+        <w:rPr>
+          <w:b/>
+          <w:sz w:val="26"/>
+        </w:rPr>
+        <w:t>（2）双平台：研发+验证接力</w:t>
+      </w:r>
+    </w:p>
+    <w:p>
+      <w:r>
+        <w:rPr>
+          <w:sz w:val="22"/>
+        </w:rPr>
+        <w:t>双平台形成"研发—验证"接力：工程研究中心负责前沿技术攻关和专利布局（从0到1），概念验证中心负责原型验证和场景测试（从1到10）。对于资金薄弱的OPC创业者而言，这些硬件设施如果自行采购，动辄上百万元投入。两大平台将其"共享化""平台化"，让创业者"零成本"接入顶级实验环境，从源头上降低了OPC创业的硬件门槛。</w:t>
+      </w:r>
+    </w:p>
+    <w:p>
+      <w:r>
+        <w:rPr>
+          <w:b/>
+          <w:sz w:val="26"/>
+        </w:rPr>
+        <w:t>（3）三生态：破解信任赤字+能力鸿沟</w:t>
+      </w:r>
+    </w:p>
+    <w:p>
+      <w:r>
+        <w:rPr>
+          <w:sz w:val="22"/>
+        </w:rPr>
+        <w:t>- 知识产权运营生态：以制度化的知识产权运营体系为创业者增信，让技术供需双方"敢合作、能合作、合作得放心"，从制度层面破解OPC创业的"信任赤字"。</w:t>
+      </w:r>
+    </w:p>
+    <w:p>
+      <w:r>
+        <w:rPr>
+          <w:sz w:val="22"/>
+        </w:rPr>
+        <w:t>- 创新联合体生态：高校牵头、大厂深度参与的创新联合体模式，为OPC创业者打通了"大厂资源可获取、高校智力可调用"的双向通道，补齐"能力鸿沟"。</w:t>
+      </w:r>
+    </w:p>
+    <w:p>
+      <w:r>
+        <w:rPr>
+          <w:sz w:val="22"/>
+        </w:rPr>
+        <w:t>- 传播交流生态：以"文化+科技"的传播生态，让OPC创业不再是一个人的孤军奋战，而是融入城市创新网络的有机组成部分。</w:t>
+      </w:r>
+    </w:p>
+    <w:p>
+      <w:r>
+        <w:rPr>
+          <w:b/>
+          <w:sz w:val="26"/>
+        </w:rPr>
+        <w:t>（4）与白宫报告的跨洋呼应</w:t>
+      </w:r>
+    </w:p>
+    <w:p>
+      <w:r>
+        <w:rPr>
+          <w:sz w:val="22"/>
+        </w:rPr>
+        <w:t>2026年7月21日，美国白宫科技政策办公室发布123页报告《科学：一个新的黄金时代》，认为从基础研究到产业化的"线性模型"已经失效，提出X-Labs（10-100人敏捷团队）、"黄金票"评审机制、Genesis Mission等改革方案。这与苏州"双平台+三生态"形成跨洋呼应——美国自上而下重构体系，苏州自下而上搭建生态，回答同一时代命题：如何让科技成果不再停留在论文里，而是走进工厂、走进市场、走进真实的生活。</w:t>
+      </w:r>
+    </w:p>
+    <w:p>
+      <w:r>
+        <w:rPr>
+          <w:sz w:val="22"/>
+        </w:rPr>
+        <w:t>"双平台+三生态"框架的认知价值在于：它不是对OPC个体创业的简单替代，而是为OPC创业者提供了系统性的支撑网络。OPC创业者不需要自己建实验室、买设备、找场景，平台已经把"弹药"备好了；OPC创业者不需要独自面对"谁敢信"的信任壁垒，生态已经把信任底座筑牢了。这一框架为理解AI时代的科技成果转化提供了一个新的认知范式。</w:t>
+      </w:r>
     </w:p>
     <w:sectPr>
       <w:headerReference r:id="rId3" w:type="default"/>
